--- a/examples/multivariate/doc/09-target-centered-regression.docx
+++ b/examples/multivariate/doc/09-target-centered-regression.docx
@@ -1901,6 +1901,186 @@
         </w:rPr>
         <w:t xml:space="preserve">## [1] 799.21</w:t>
       </w:r>
+      <w:r>
+        <w:br/>
+      </w:r>
+      <w:r>
+        <w:rPr>
+          <w:rStyle w:val="VerbatimChar"/>
+        </w:rPr>
+        <w:t xml:space="preserve">## attr(,"y_name")</w:t>
+      </w:r>
+      <w:r>
+        <w:br/>
+      </w:r>
+      <w:r>
+        <w:rPr>
+          <w:rStyle w:val="VerbatimChar"/>
+        </w:rPr>
+        <w:t xml:space="preserve">## [1] "y"</w:t>
+      </w:r>
+      <w:r>
+        <w:br/>
+      </w:r>
+      <w:r>
+        <w:rPr>
+          <w:rStyle w:val="VerbatimChar"/>
+        </w:rPr>
+        <w:t xml:space="preserve">## attr(,"x_names")</w:t>
+      </w:r>
+      <w:r>
+        <w:br/>
+      </w:r>
+      <w:r>
+        <w:rPr>
+          <w:rStyle w:val="VerbatimChar"/>
+        </w:rPr>
+        <w:t xml:space="preserve">## [1] "x1" "x2"</w:t>
+      </w:r>
+      <w:r>
+        <w:br/>
+      </w:r>
+      <w:r>
+        <w:rPr>
+          <w:rStyle w:val="VerbatimChar"/>
+        </w:rPr>
+        <w:t xml:space="preserve">## attr(,"variables")</w:t>
+      </w:r>
+      <w:r>
+        <w:br/>
+      </w:r>
+      <w:r>
+        <w:rPr>
+          <w:rStyle w:val="VerbatimChar"/>
+        </w:rPr>
+        <w:t xml:space="preserve">## [1] "y"  "x1" "x2"</w:t>
+      </w:r>
+      <w:r>
+        <w:br/>
+      </w:r>
+      <w:r>
+        <w:rPr>
+          <w:rStyle w:val="VerbatimChar"/>
+        </w:rPr>
+        <w:t xml:space="preserve">## attr(,"steps_ahead")</w:t>
+      </w:r>
+      <w:r>
+        <w:br/>
+      </w:r>
+      <w:r>
+        <w:rPr>
+          <w:rStyle w:val="VerbatimChar"/>
+        </w:rPr>
+        <w:t xml:space="preserve">## [1] 1</w:t>
+      </w:r>
+      <w:r>
+        <w:br/>
+      </w:r>
+      <w:r>
+        <w:rPr>
+          <w:rStyle w:val="VerbatimChar"/>
+        </w:rPr>
+        <w:t xml:space="preserve">## attr(,"prediction_x")</w:t>
+      </w:r>
+      <w:r>
+        <w:br/>
+      </w:r>
+      <w:r>
+        <w:rPr>
+          <w:rStyle w:val="VerbatimChar"/>
+        </w:rPr>
+        <w:t xml:space="preserve">## attr(,"prediction_x")$x1</w:t>
+      </w:r>
+      <w:r>
+        <w:br/>
+      </w:r>
+      <w:r>
+        <w:rPr>
+          <w:rStyle w:val="VerbatimChar"/>
+        </w:rPr>
+        <w:t xml:space="preserve">## [1] 4</w:t>
+      </w:r>
+      <w:r>
+        <w:br/>
+      </w:r>
+      <w:r>
+        <w:rPr>
+          <w:rStyle w:val="VerbatimChar"/>
+        </w:rPr>
+        <w:t xml:space="preserve">## </w:t>
+      </w:r>
+      <w:r>
+        <w:br/>
+      </w:r>
+      <w:r>
+        <w:rPr>
+          <w:rStyle w:val="VerbatimChar"/>
+        </w:rPr>
+        <w:t xml:space="preserve">## attr(,"prediction_x")$x2</w:t>
+      </w:r>
+      <w:r>
+        <w:br/>
+      </w:r>
+      <w:r>
+        <w:rPr>
+          <w:rStyle w:val="VerbatimChar"/>
+        </w:rPr>
+        <w:t xml:space="preserve">## [1] 0</w:t>
+      </w:r>
+      <w:r>
+        <w:br/>
+      </w:r>
+      <w:r>
+        <w:rPr>
+          <w:rStyle w:val="VerbatimChar"/>
+        </w:rPr>
+        <w:t xml:space="preserve">## </w:t>
+      </w:r>
+      <w:r>
+        <w:br/>
+      </w:r>
+      <w:r>
+        <w:rPr>
+          <w:rStyle w:val="VerbatimChar"/>
+        </w:rPr>
+        <w:t xml:space="preserve">## attr(,"system")</w:t>
+      </w:r>
+      <w:r>
+        <w:br/>
+      </w:r>
+      <w:r>
+        <w:rPr>
+          <w:rStyle w:val="VerbatimChar"/>
+        </w:rPr>
+        <w:t xml:space="preserve">##        y x1 x2</w:t>
+      </w:r>
+      <w:r>
+        <w:br/>
+      </w:r>
+      <w:r>
+        <w:rPr>
+          <w:rStyle w:val="VerbatimChar"/>
+        </w:rPr>
+        <w:t xml:space="preserve">## 1 799.21  4  0</w:t>
+      </w:r>
+      <w:r>
+        <w:br/>
+      </w:r>
+      <w:r>
+        <w:rPr>
+          <w:rStyle w:val="VerbatimChar"/>
+        </w:rPr>
+        <w:t xml:space="preserve">## attr(,"class")</w:t>
+      </w:r>
+      <w:r>
+        <w:br/>
+      </w:r>
+      <w:r>
+        <w:rPr>
+          <w:rStyle w:val="VerbatimChar"/>
+        </w:rPr>
+        <w:t xml:space="preserve">## [1] "ts_mv_prediction" "numeric"</w:t>
+      </w:r>
     </w:p>
     <w:p>
       <w:pPr>
@@ -2006,6 +2186,222 @@
         </w:rPr>
         <w:t xml:space="preserve">## [1] 799.2100 786.5946 781.4834 756.8355 712.7802</w:t>
       </w:r>
+      <w:r>
+        <w:br/>
+      </w:r>
+      <w:r>
+        <w:rPr>
+          <w:rStyle w:val="VerbatimChar"/>
+        </w:rPr>
+        <w:t xml:space="preserve">## attr(,"y_name")</w:t>
+      </w:r>
+      <w:r>
+        <w:br/>
+      </w:r>
+      <w:r>
+        <w:rPr>
+          <w:rStyle w:val="VerbatimChar"/>
+        </w:rPr>
+        <w:t xml:space="preserve">## [1] "y"</w:t>
+      </w:r>
+      <w:r>
+        <w:br/>
+      </w:r>
+      <w:r>
+        <w:rPr>
+          <w:rStyle w:val="VerbatimChar"/>
+        </w:rPr>
+        <w:t xml:space="preserve">## attr(,"x_names")</w:t>
+      </w:r>
+      <w:r>
+        <w:br/>
+      </w:r>
+      <w:r>
+        <w:rPr>
+          <w:rStyle w:val="VerbatimChar"/>
+        </w:rPr>
+        <w:t xml:space="preserve">## [1] "x1" "x2"</w:t>
+      </w:r>
+      <w:r>
+        <w:br/>
+      </w:r>
+      <w:r>
+        <w:rPr>
+          <w:rStyle w:val="VerbatimChar"/>
+        </w:rPr>
+        <w:t xml:space="preserve">## attr(,"variables")</w:t>
+      </w:r>
+      <w:r>
+        <w:br/>
+      </w:r>
+      <w:r>
+        <w:rPr>
+          <w:rStyle w:val="VerbatimChar"/>
+        </w:rPr>
+        <w:t xml:space="preserve">## [1] "y"  "x1" "x2"</w:t>
+      </w:r>
+      <w:r>
+        <w:br/>
+      </w:r>
+      <w:r>
+        <w:rPr>
+          <w:rStyle w:val="VerbatimChar"/>
+        </w:rPr>
+        <w:t xml:space="preserve">## attr(,"steps_ahead")</w:t>
+      </w:r>
+      <w:r>
+        <w:br/>
+      </w:r>
+      <w:r>
+        <w:rPr>
+          <w:rStyle w:val="VerbatimChar"/>
+        </w:rPr>
+        <w:t xml:space="preserve">## [1] 5</w:t>
+      </w:r>
+      <w:r>
+        <w:br/>
+      </w:r>
+      <w:r>
+        <w:rPr>
+          <w:rStyle w:val="VerbatimChar"/>
+        </w:rPr>
+        <w:t xml:space="preserve">## attr(,"prediction_x")</w:t>
+      </w:r>
+      <w:r>
+        <w:br/>
+      </w:r>
+      <w:r>
+        <w:rPr>
+          <w:rStyle w:val="VerbatimChar"/>
+        </w:rPr>
+        <w:t xml:space="preserve">## attr(,"prediction_x")$x1</w:t>
+      </w:r>
+      <w:r>
+        <w:br/>
+      </w:r>
+      <w:r>
+        <w:rPr>
+          <w:rStyle w:val="VerbatimChar"/>
+        </w:rPr>
+        <w:t xml:space="preserve">## [1] 4 5 6 7 1</w:t>
+      </w:r>
+      <w:r>
+        <w:br/>
+      </w:r>
+      <w:r>
+        <w:rPr>
+          <w:rStyle w:val="VerbatimChar"/>
+        </w:rPr>
+        <w:t xml:space="preserve">## </w:t>
+      </w:r>
+      <w:r>
+        <w:br/>
+      </w:r>
+      <w:r>
+        <w:rPr>
+          <w:rStyle w:val="VerbatimChar"/>
+        </w:rPr>
+        <w:t xml:space="preserve">## attr(,"prediction_x")$x2</w:t>
+      </w:r>
+      <w:r>
+        <w:br/>
+      </w:r>
+      <w:r>
+        <w:rPr>
+          <w:rStyle w:val="VerbatimChar"/>
+        </w:rPr>
+        <w:t xml:space="preserve">## [1] 0 0 0 1 1</w:t>
+      </w:r>
+      <w:r>
+        <w:br/>
+      </w:r>
+      <w:r>
+        <w:rPr>
+          <w:rStyle w:val="VerbatimChar"/>
+        </w:rPr>
+        <w:t xml:space="preserve">## </w:t>
+      </w:r>
+      <w:r>
+        <w:br/>
+      </w:r>
+      <w:r>
+        <w:rPr>
+          <w:rStyle w:val="VerbatimChar"/>
+        </w:rPr>
+        <w:t xml:space="preserve">## attr(,"system")</w:t>
+      </w:r>
+      <w:r>
+        <w:br/>
+      </w:r>
+      <w:r>
+        <w:rPr>
+          <w:rStyle w:val="VerbatimChar"/>
+        </w:rPr>
+        <w:t xml:space="preserve">##          y x1 x2</w:t>
+      </w:r>
+      <w:r>
+        <w:br/>
+      </w:r>
+      <w:r>
+        <w:rPr>
+          <w:rStyle w:val="VerbatimChar"/>
+        </w:rPr>
+        <w:t xml:space="preserve">## 1 799.2100  4  0</w:t>
+      </w:r>
+      <w:r>
+        <w:br/>
+      </w:r>
+      <w:r>
+        <w:rPr>
+          <w:rStyle w:val="VerbatimChar"/>
+        </w:rPr>
+        <w:t xml:space="preserve">## 2 786.5946  5  0</w:t>
+      </w:r>
+      <w:r>
+        <w:br/>
+      </w:r>
+      <w:r>
+        <w:rPr>
+          <w:rStyle w:val="VerbatimChar"/>
+        </w:rPr>
+        <w:t xml:space="preserve">## 3 781.4834  6  0</w:t>
+      </w:r>
+      <w:r>
+        <w:br/>
+      </w:r>
+      <w:r>
+        <w:rPr>
+          <w:rStyle w:val="VerbatimChar"/>
+        </w:rPr>
+        <w:t xml:space="preserve">## 4 756.8355  7  1</w:t>
+      </w:r>
+      <w:r>
+        <w:br/>
+      </w:r>
+      <w:r>
+        <w:rPr>
+          <w:rStyle w:val="VerbatimChar"/>
+        </w:rPr>
+        <w:t xml:space="preserve">## 5 712.7802  1  1</w:t>
+      </w:r>
+      <w:r>
+        <w:br/>
+      </w:r>
+      <w:r>
+        <w:rPr>
+          <w:rStyle w:val="VerbatimChar"/>
+        </w:rPr>
+        <w:t xml:space="preserve">## attr(,"class")</w:t>
+      </w:r>
+      <w:r>
+        <w:br/>
+      </w:r>
+      <w:r>
+        <w:rPr>
+          <w:rStyle w:val="VerbatimChar"/>
+        </w:rPr>
+        <w:t xml:space="preserve">## [1] "ts_mv_prediction" "numeric"</w:t>
+      </w:r>
     </w:p>
     <w:p>
       <w:pPr>
@@ -2018,7 +2414,7 @@
         <w:t xml:space="preserve"> </w:t>
       </w:r>
       <w:r>
-        <w:t xml:space="preserve">the auxiliary forecasts together.</w:t>
+        <w:t xml:space="preserve">the auxiliary forecasts together through the prediction attributes.</w:t>
       </w:r>
     </w:p>
     <w:p>
@@ -2077,30 +2473,6 @@
         <w:rPr>
           <w:rStyle w:val="NormalTok"/>
         </w:rPr>
-        <w:t xml:space="preserve">, </w:t>
-      </w:r>
-      <w:r>
-        <w:rPr>
-          <w:rStyle w:val="AttributeTok"/>
-        </w:rPr>
-        <w:t xml:space="preserve">return_all =</w:t>
-      </w:r>
-      <w:r>
-        <w:rPr>
-          <w:rStyle w:val="NormalTok"/>
-        </w:rPr>
-        <w:t xml:space="preserve"> </w:t>
-      </w:r>
-      <w:r>
-        <w:rPr>
-          <w:rStyle w:val="ConstantTok"/>
-        </w:rPr>
-        <w:t xml:space="preserve">TRUE</w:t>
-      </w:r>
-      <w:r>
-        <w:rPr>
-          <w:rStyle w:val="NormalTok"/>
-        </w:rPr>
         <w:t xml:space="preserve">)</w:t>
       </w:r>
       <w:r>
@@ -2121,15 +2493,6 @@
         <w:rPr>
           <w:rStyle w:val="VerbatimChar"/>
         </w:rPr>
-        <w:t xml:space="preserve">## $y</w:t>
-      </w:r>
-      <w:r>
-        <w:br/>
-      </w:r>
-      <w:r>
-        <w:rPr>
-          <w:rStyle w:val="VerbatimChar"/>
-        </w:rPr>
         <w:t xml:space="preserve">## [1] 799.2100 786.5946 781.4834 756.8355 712.7802</w:t>
       </w:r>
       <w:r>
@@ -2139,6 +2502,105 @@
         <w:rPr>
           <w:rStyle w:val="VerbatimChar"/>
         </w:rPr>
+        <w:t xml:space="preserve">## attr(,"y_name")</w:t>
+      </w:r>
+      <w:r>
+        <w:br/>
+      </w:r>
+      <w:r>
+        <w:rPr>
+          <w:rStyle w:val="VerbatimChar"/>
+        </w:rPr>
+        <w:t xml:space="preserve">## [1] "y"</w:t>
+      </w:r>
+      <w:r>
+        <w:br/>
+      </w:r>
+      <w:r>
+        <w:rPr>
+          <w:rStyle w:val="VerbatimChar"/>
+        </w:rPr>
+        <w:t xml:space="preserve">## attr(,"x_names")</w:t>
+      </w:r>
+      <w:r>
+        <w:br/>
+      </w:r>
+      <w:r>
+        <w:rPr>
+          <w:rStyle w:val="VerbatimChar"/>
+        </w:rPr>
+        <w:t xml:space="preserve">## [1] "x1" "x2"</w:t>
+      </w:r>
+      <w:r>
+        <w:br/>
+      </w:r>
+      <w:r>
+        <w:rPr>
+          <w:rStyle w:val="VerbatimChar"/>
+        </w:rPr>
+        <w:t xml:space="preserve">## attr(,"variables")</w:t>
+      </w:r>
+      <w:r>
+        <w:br/>
+      </w:r>
+      <w:r>
+        <w:rPr>
+          <w:rStyle w:val="VerbatimChar"/>
+        </w:rPr>
+        <w:t xml:space="preserve">## [1] "y"  "x1" "x2"</w:t>
+      </w:r>
+      <w:r>
+        <w:br/>
+      </w:r>
+      <w:r>
+        <w:rPr>
+          <w:rStyle w:val="VerbatimChar"/>
+        </w:rPr>
+        <w:t xml:space="preserve">## attr(,"steps_ahead")</w:t>
+      </w:r>
+      <w:r>
+        <w:br/>
+      </w:r>
+      <w:r>
+        <w:rPr>
+          <w:rStyle w:val="VerbatimChar"/>
+        </w:rPr>
+        <w:t xml:space="preserve">## [1] 5</w:t>
+      </w:r>
+      <w:r>
+        <w:br/>
+      </w:r>
+      <w:r>
+        <w:rPr>
+          <w:rStyle w:val="VerbatimChar"/>
+        </w:rPr>
+        <w:t xml:space="preserve">## attr(,"prediction_x")</w:t>
+      </w:r>
+      <w:r>
+        <w:br/>
+      </w:r>
+      <w:r>
+        <w:rPr>
+          <w:rStyle w:val="VerbatimChar"/>
+        </w:rPr>
+        <w:t xml:space="preserve">## attr(,"prediction_x")$x1</w:t>
+      </w:r>
+      <w:r>
+        <w:br/>
+      </w:r>
+      <w:r>
+        <w:rPr>
+          <w:rStyle w:val="VerbatimChar"/>
+        </w:rPr>
+        <w:t xml:space="preserve">## [1] 4 5 6 7 1</w:t>
+      </w:r>
+      <w:r>
+        <w:br/>
+      </w:r>
+      <w:r>
+        <w:rPr>
+          <w:rStyle w:val="VerbatimChar"/>
+        </w:rPr>
         <w:t xml:space="preserve">## </w:t>
       </w:r>
       <w:r>
@@ -2148,25 +2610,16 @@
         <w:rPr>
           <w:rStyle w:val="VerbatimChar"/>
         </w:rPr>
-        <w:t xml:space="preserve">## $x</w:t>
-      </w:r>
-      <w:r>
-        <w:br/>
-      </w:r>
-      <w:r>
-        <w:rPr>
-          <w:rStyle w:val="VerbatimChar"/>
-        </w:rPr>
-        <w:t xml:space="preserve">## $x$x1</w:t>
-      </w:r>
-      <w:r>
-        <w:br/>
-      </w:r>
-      <w:r>
-        <w:rPr>
-          <w:rStyle w:val="VerbatimChar"/>
-        </w:rPr>
-        <w:t xml:space="preserve">## [1] 4 5 6 7 1</w:t>
+        <w:t xml:space="preserve">## attr(,"prediction_x")$x2</w:t>
+      </w:r>
+      <w:r>
+        <w:br/>
+      </w:r>
+      <w:r>
+        <w:rPr>
+          <w:rStyle w:val="VerbatimChar"/>
+        </w:rPr>
+        <w:t xml:space="preserve">## [1] 0 0 0 1 1</w:t>
       </w:r>
       <w:r>
         <w:br/>
@@ -2184,34 +2637,61 @@
         <w:rPr>
           <w:rStyle w:val="VerbatimChar"/>
         </w:rPr>
-        <w:t xml:space="preserve">## $x$x2</w:t>
-      </w:r>
-      <w:r>
-        <w:br/>
-      </w:r>
-      <w:r>
-        <w:rPr>
-          <w:rStyle w:val="VerbatimChar"/>
-        </w:rPr>
-        <w:t xml:space="preserve">## [1] 0 0 0 1 1</w:t>
-      </w:r>
-      <w:r>
-        <w:br/>
-      </w:r>
-      <w:r>
-        <w:rPr>
-          <w:rStyle w:val="VerbatimChar"/>
-        </w:rPr>
-        <w:t xml:space="preserve">## </w:t>
-      </w:r>
-      <w:r>
-        <w:br/>
-      </w:r>
-      <w:r>
-        <w:rPr>
-          <w:rStyle w:val="VerbatimChar"/>
-        </w:rPr>
-        <w:t xml:space="preserve">## </w:t>
+        <w:t xml:space="preserve">## attr(,"system")</w:t>
+      </w:r>
+      <w:r>
+        <w:br/>
+      </w:r>
+      <w:r>
+        <w:rPr>
+          <w:rStyle w:val="VerbatimChar"/>
+        </w:rPr>
+        <w:t xml:space="preserve">##          y x1 x2</w:t>
+      </w:r>
+      <w:r>
+        <w:br/>
+      </w:r>
+      <w:r>
+        <w:rPr>
+          <w:rStyle w:val="VerbatimChar"/>
+        </w:rPr>
+        <w:t xml:space="preserve">## 1 799.2100  4  0</w:t>
+      </w:r>
+      <w:r>
+        <w:br/>
+      </w:r>
+      <w:r>
+        <w:rPr>
+          <w:rStyle w:val="VerbatimChar"/>
+        </w:rPr>
+        <w:t xml:space="preserve">## 2 786.5946  5  0</w:t>
+      </w:r>
+      <w:r>
+        <w:br/>
+      </w:r>
+      <w:r>
+        <w:rPr>
+          <w:rStyle w:val="VerbatimChar"/>
+        </w:rPr>
+        <w:t xml:space="preserve">## 3 781.4834  6  0</w:t>
+      </w:r>
+      <w:r>
+        <w:br/>
+      </w:r>
+      <w:r>
+        <w:rPr>
+          <w:rStyle w:val="VerbatimChar"/>
+        </w:rPr>
+        <w:t xml:space="preserve">## 4 756.8355  7  1</w:t>
+      </w:r>
+      <w:r>
+        <w:br/>
+      </w:r>
+      <w:r>
+        <w:rPr>
+          <w:rStyle w:val="VerbatimChar"/>
+        </w:rPr>
+        <w:t xml:space="preserve">## 5 712.7802  1  1</w:t>
       </w:r>
       <w:r>
         <w:br/>
@@ -2229,79 +2709,92 @@
         <w:rPr>
           <w:rStyle w:val="VerbatimChar"/>
         </w:rPr>
-        <w:t xml:space="preserve">## [1] "ts_mv_prediction"</w:t>
-      </w:r>
-      <w:r>
-        <w:br/>
-      </w:r>
-      <w:r>
-        <w:rPr>
-          <w:rStyle w:val="VerbatimChar"/>
-        </w:rPr>
-        <w:t xml:space="preserve">## attr(,"y_name")</w:t>
-      </w:r>
-      <w:r>
-        <w:br/>
-      </w:r>
-      <w:r>
-        <w:rPr>
-          <w:rStyle w:val="VerbatimChar"/>
-        </w:rPr>
-        <w:t xml:space="preserve">## [1] "y"</w:t>
-      </w:r>
-      <w:r>
-        <w:br/>
-      </w:r>
-      <w:r>
-        <w:rPr>
-          <w:rStyle w:val="VerbatimChar"/>
-        </w:rPr>
-        <w:t xml:space="preserve">## attr(,"x_names")</w:t>
-      </w:r>
-      <w:r>
-        <w:br/>
-      </w:r>
-      <w:r>
-        <w:rPr>
-          <w:rStyle w:val="VerbatimChar"/>
-        </w:rPr>
-        <w:t xml:space="preserve">## [1] "x1" "x2"</w:t>
-      </w:r>
-      <w:r>
-        <w:br/>
-      </w:r>
-      <w:r>
-        <w:rPr>
-          <w:rStyle w:val="VerbatimChar"/>
-        </w:rPr>
-        <w:t xml:space="preserve">## attr(,"variables")</w:t>
-      </w:r>
-      <w:r>
-        <w:br/>
-      </w:r>
-      <w:r>
-        <w:rPr>
-          <w:rStyle w:val="VerbatimChar"/>
-        </w:rPr>
-        <w:t xml:space="preserve">## [1] "y"  "x1" "x2"</w:t>
-      </w:r>
-      <w:r>
-        <w:br/>
-      </w:r>
-      <w:r>
-        <w:rPr>
-          <w:rStyle w:val="VerbatimChar"/>
-        </w:rPr>
-        <w:t xml:space="preserve">## attr(,"steps_ahead")</w:t>
-      </w:r>
-      <w:r>
-        <w:br/>
-      </w:r>
-      <w:r>
-        <w:rPr>
-          <w:rStyle w:val="VerbatimChar"/>
-        </w:rPr>
-        <w:t xml:space="preserve">## [1] 5</w:t>
+        <w:t xml:space="preserve">## [1] "ts_mv_prediction" "numeric"</w:t>
+      </w:r>
+    </w:p>
+    <w:p>
+      <w:pPr>
+        <w:pStyle w:val="SourceCode"/>
+      </w:pPr>
+      <w:r>
+        <w:rPr>
+          <w:rStyle w:val="FunctionTok"/>
+        </w:rPr>
+        <w:t xml:space="preserve">attr</w:t>
+      </w:r>
+      <w:r>
+        <w:rPr>
+          <w:rStyle w:val="NormalTok"/>
+        </w:rPr>
+        <w:t xml:space="preserve">(pred_all, </w:t>
+      </w:r>
+      <w:r>
+        <w:rPr>
+          <w:rStyle w:val="StringTok"/>
+        </w:rPr>
+        <w:t xml:space="preserve">"system"</w:t>
+      </w:r>
+      <w:r>
+        <w:rPr>
+          <w:rStyle w:val="NormalTok"/>
+        </w:rPr>
+        <w:t xml:space="preserve">)</w:t>
+      </w:r>
+    </w:p>
+    <w:p>
+      <w:pPr>
+        <w:pStyle w:val="SourceCode"/>
+      </w:pPr>
+      <w:r>
+        <w:rPr>
+          <w:rStyle w:val="VerbatimChar"/>
+        </w:rPr>
+        <w:t xml:space="preserve">##          y x1 x2</w:t>
+      </w:r>
+      <w:r>
+        <w:br/>
+      </w:r>
+      <w:r>
+        <w:rPr>
+          <w:rStyle w:val="VerbatimChar"/>
+        </w:rPr>
+        <w:t xml:space="preserve">## 1 799.2100  4  0</w:t>
+      </w:r>
+      <w:r>
+        <w:br/>
+      </w:r>
+      <w:r>
+        <w:rPr>
+          <w:rStyle w:val="VerbatimChar"/>
+        </w:rPr>
+        <w:t xml:space="preserve">## 2 786.5946  5  0</w:t>
+      </w:r>
+      <w:r>
+        <w:br/>
+      </w:r>
+      <w:r>
+        <w:rPr>
+          <w:rStyle w:val="VerbatimChar"/>
+        </w:rPr>
+        <w:t xml:space="preserve">## 3 781.4834  6  0</w:t>
+      </w:r>
+      <w:r>
+        <w:br/>
+      </w:r>
+      <w:r>
+        <w:rPr>
+          <w:rStyle w:val="VerbatimChar"/>
+        </w:rPr>
+        <w:t xml:space="preserve">## 4 756.8355  7  1</w:t>
+      </w:r>
+      <w:r>
+        <w:br/>
+      </w:r>
+      <w:r>
+        <w:rPr>
+          <w:rStyle w:val="VerbatimChar"/>
+        </w:rPr>
+        <w:t xml:space="preserve">## 5 712.7802  1  1</w:t>
       </w:r>
     </w:p>
     <w:p>

--- a/examples/multivariate/doc/09-target-centered-regression.docx
+++ b/examples/multivariate/doc/09-target-centered-regression.docx
@@ -2915,7 +2915,7 @@
               <a:graphicData uri="http://schemas.openxmlformats.org/drawingml/2006/picture">
                 <pic:pic>
                   <pic:nvPicPr>
-                    <pic:cNvPr descr="C:\Git\cefet-rj-dal\tspredit\examples\multivariate\doc\09-target-centered-regression_files/4372e31d5b9698aa858f9f1d84aebdb169abcdc7.png" id="11" name="Picture"/>
+                    <pic:cNvPr descr="C:\Git\dal\tspredit\examples\multivariate\doc\09-target-centered-regression_files/4372e31d5b9698aa858f9f1d84aebdb169abcdc7.png" id="11" name="Picture"/>
                     <pic:cNvPicPr>
                       <a:picLocks noChangeArrowheads="1" noChangeAspect="1"/>
                     </pic:cNvPicPr>
@@ -3005,7 +3005,7 @@
               <a:graphicData uri="http://schemas.openxmlformats.org/drawingml/2006/picture">
                 <pic:pic>
                   <pic:nvPicPr>
-                    <pic:cNvPr descr="C:\Git\cefet-rj-dal\tspredit\examples\multivariate\doc\09-target-centered-regression_files/e02ba6896d1227d5c6bf79a7b359db2f5b9bd3cc.png" id="14" name="Picture"/>
+                    <pic:cNvPr descr="C:\Git\dal\tspredit\examples\multivariate\doc\09-target-centered-regression_files/e02ba6896d1227d5c6bf79a7b359db2f5b9bd3cc.png" id="14" name="Picture"/>
                     <pic:cNvPicPr>
                       <a:picLocks noChangeArrowheads="1" noChangeAspect="1"/>
                     </pic:cNvPicPr>
@@ -3095,7 +3095,7 @@
               <a:graphicData uri="http://schemas.openxmlformats.org/drawingml/2006/picture">
                 <pic:pic>
                   <pic:nvPicPr>
-                    <pic:cNvPr descr="C:\Git\cefet-rj-dal\tspredit\examples\multivariate\doc\09-target-centered-regression_files/c382bc14bd207b07d0bf3a1aa4f56002ac865221.png" id="17" name="Picture"/>
+                    <pic:cNvPr descr="C:\Git\dal\tspredit\examples\multivariate\doc\09-target-centered-regression_files/c382bc14bd207b07d0bf3a1aa4f56002ac865221.png" id="17" name="Picture"/>
                     <pic:cNvPicPr>
                       <a:picLocks noChangeArrowheads="1" noChangeAspect="1"/>
                     </pic:cNvPicPr>

--- a/examples/multivariate/doc/09-target-centered-regression.docx
+++ b/examples/multivariate/doc/09-target-centered-regression.docx
@@ -1899,7 +1899,7 @@
         <w:rPr>
           <w:rStyle w:val="VerbatimChar"/>
         </w:rPr>
-        <w:t xml:space="preserve">## [1] 799.21</w:t>
+        <w:t xml:space="preserve">## [1] 800.956</w:t>
       </w:r>
       <w:r>
         <w:br/>
@@ -2052,16 +2052,16 @@
         <w:rPr>
           <w:rStyle w:val="VerbatimChar"/>
         </w:rPr>
-        <w:t xml:space="preserve">##        y x1 x2</w:t>
-      </w:r>
-      <w:r>
-        <w:br/>
-      </w:r>
-      <w:r>
-        <w:rPr>
-          <w:rStyle w:val="VerbatimChar"/>
-        </w:rPr>
-        <w:t xml:space="preserve">## 1 799.21  4  0</w:t>
+        <w:t xml:space="preserve">##         y x1 x2</w:t>
+      </w:r>
+      <w:r>
+        <w:br/>
+      </w:r>
+      <w:r>
+        <w:rPr>
+          <w:rStyle w:val="VerbatimChar"/>
+        </w:rPr>
+        <w:t xml:space="preserve">## 1 800.956  4  0</w:t>
       </w:r>
       <w:r>
         <w:br/>
@@ -2184,7 +2184,7 @@
         <w:rPr>
           <w:rStyle w:val="VerbatimChar"/>
         </w:rPr>
-        <w:t xml:space="preserve">## [1] 799.2100 786.5946 781.4834 756.8355 712.7802</w:t>
+        <w:t xml:space="preserve">## [1] 800.9560 793.2817 786.2419 760.1793 713.9310</w:t>
       </w:r>
       <w:r>
         <w:br/>
@@ -2346,43 +2346,43 @@
         <w:rPr>
           <w:rStyle w:val="VerbatimChar"/>
         </w:rPr>
-        <w:t xml:space="preserve">## 1 799.2100  4  0</w:t>
-      </w:r>
-      <w:r>
-        <w:br/>
-      </w:r>
-      <w:r>
-        <w:rPr>
-          <w:rStyle w:val="VerbatimChar"/>
-        </w:rPr>
-        <w:t xml:space="preserve">## 2 786.5946  5  0</w:t>
-      </w:r>
-      <w:r>
-        <w:br/>
-      </w:r>
-      <w:r>
-        <w:rPr>
-          <w:rStyle w:val="VerbatimChar"/>
-        </w:rPr>
-        <w:t xml:space="preserve">## 3 781.4834  6  0</w:t>
-      </w:r>
-      <w:r>
-        <w:br/>
-      </w:r>
-      <w:r>
-        <w:rPr>
-          <w:rStyle w:val="VerbatimChar"/>
-        </w:rPr>
-        <w:t xml:space="preserve">## 4 756.8355  7  1</w:t>
-      </w:r>
-      <w:r>
-        <w:br/>
-      </w:r>
-      <w:r>
-        <w:rPr>
-          <w:rStyle w:val="VerbatimChar"/>
-        </w:rPr>
-        <w:t xml:space="preserve">## 5 712.7802  1  1</w:t>
+        <w:t xml:space="preserve">## 1 800.9560  4  0</w:t>
+      </w:r>
+      <w:r>
+        <w:br/>
+      </w:r>
+      <w:r>
+        <w:rPr>
+          <w:rStyle w:val="VerbatimChar"/>
+        </w:rPr>
+        <w:t xml:space="preserve">## 2 793.2817  5  0</w:t>
+      </w:r>
+      <w:r>
+        <w:br/>
+      </w:r>
+      <w:r>
+        <w:rPr>
+          <w:rStyle w:val="VerbatimChar"/>
+        </w:rPr>
+        <w:t xml:space="preserve">## 3 786.2419  6  0</w:t>
+      </w:r>
+      <w:r>
+        <w:br/>
+      </w:r>
+      <w:r>
+        <w:rPr>
+          <w:rStyle w:val="VerbatimChar"/>
+        </w:rPr>
+        <w:t xml:space="preserve">## 4 760.1793  7  1</w:t>
+      </w:r>
+      <w:r>
+        <w:br/>
+      </w:r>
+      <w:r>
+        <w:rPr>
+          <w:rStyle w:val="VerbatimChar"/>
+        </w:rPr>
+        <w:t xml:space="preserve">## 5 713.9310  1  1</w:t>
       </w:r>
       <w:r>
         <w:br/>
@@ -2493,7 +2493,7 @@
         <w:rPr>
           <w:rStyle w:val="VerbatimChar"/>
         </w:rPr>
-        <w:t xml:space="preserve">## [1] 799.2100 786.5946 781.4834 756.8355 712.7802</w:t>
+        <w:t xml:space="preserve">## [1] 800.9560 793.2817 786.2419 760.1793 713.9310</w:t>
       </w:r>
       <w:r>
         <w:br/>
@@ -2655,43 +2655,43 @@
         <w:rPr>
           <w:rStyle w:val="VerbatimChar"/>
         </w:rPr>
-        <w:t xml:space="preserve">## 1 799.2100  4  0</w:t>
-      </w:r>
-      <w:r>
-        <w:br/>
-      </w:r>
-      <w:r>
-        <w:rPr>
-          <w:rStyle w:val="VerbatimChar"/>
-        </w:rPr>
-        <w:t xml:space="preserve">## 2 786.5946  5  0</w:t>
-      </w:r>
-      <w:r>
-        <w:br/>
-      </w:r>
-      <w:r>
-        <w:rPr>
-          <w:rStyle w:val="VerbatimChar"/>
-        </w:rPr>
-        <w:t xml:space="preserve">## 3 781.4834  6  0</w:t>
-      </w:r>
-      <w:r>
-        <w:br/>
-      </w:r>
-      <w:r>
-        <w:rPr>
-          <w:rStyle w:val="VerbatimChar"/>
-        </w:rPr>
-        <w:t xml:space="preserve">## 4 756.8355  7  1</w:t>
-      </w:r>
-      <w:r>
-        <w:br/>
-      </w:r>
-      <w:r>
-        <w:rPr>
-          <w:rStyle w:val="VerbatimChar"/>
-        </w:rPr>
-        <w:t xml:space="preserve">## 5 712.7802  1  1</w:t>
+        <w:t xml:space="preserve">## 1 800.9560  4  0</w:t>
+      </w:r>
+      <w:r>
+        <w:br/>
+      </w:r>
+      <w:r>
+        <w:rPr>
+          <w:rStyle w:val="VerbatimChar"/>
+        </w:rPr>
+        <w:t xml:space="preserve">## 2 793.2817  5  0</w:t>
+      </w:r>
+      <w:r>
+        <w:br/>
+      </w:r>
+      <w:r>
+        <w:rPr>
+          <w:rStyle w:val="VerbatimChar"/>
+        </w:rPr>
+        <w:t xml:space="preserve">## 3 786.2419  6  0</w:t>
+      </w:r>
+      <w:r>
+        <w:br/>
+      </w:r>
+      <w:r>
+        <w:rPr>
+          <w:rStyle w:val="VerbatimChar"/>
+        </w:rPr>
+        <w:t xml:space="preserve">## 4 760.1793  7  1</w:t>
+      </w:r>
+      <w:r>
+        <w:br/>
+      </w:r>
+      <w:r>
+        <w:rPr>
+          <w:rStyle w:val="VerbatimChar"/>
+        </w:rPr>
+        <w:t xml:space="preserve">## 5 713.9310  1  1</w:t>
       </w:r>
       <w:r>
         <w:br/>
@@ -2758,43 +2758,43 @@
         <w:rPr>
           <w:rStyle w:val="VerbatimChar"/>
         </w:rPr>
-        <w:t xml:space="preserve">## 1 799.2100  4  0</w:t>
-      </w:r>
-      <w:r>
-        <w:br/>
-      </w:r>
-      <w:r>
-        <w:rPr>
-          <w:rStyle w:val="VerbatimChar"/>
-        </w:rPr>
-        <w:t xml:space="preserve">## 2 786.5946  5  0</w:t>
-      </w:r>
-      <w:r>
-        <w:br/>
-      </w:r>
-      <w:r>
-        <w:rPr>
-          <w:rStyle w:val="VerbatimChar"/>
-        </w:rPr>
-        <w:t xml:space="preserve">## 3 781.4834  6  0</w:t>
-      </w:r>
-      <w:r>
-        <w:br/>
-      </w:r>
-      <w:r>
-        <w:rPr>
-          <w:rStyle w:val="VerbatimChar"/>
-        </w:rPr>
-        <w:t xml:space="preserve">## 4 756.8355  7  1</w:t>
-      </w:r>
-      <w:r>
-        <w:br/>
-      </w:r>
-      <w:r>
-        <w:rPr>
-          <w:rStyle w:val="VerbatimChar"/>
-        </w:rPr>
-        <w:t xml:space="preserve">## 5 712.7802  1  1</w:t>
+        <w:t xml:space="preserve">## 1 800.9560  4  0</w:t>
+      </w:r>
+      <w:r>
+        <w:br/>
+      </w:r>
+      <w:r>
+        <w:rPr>
+          <w:rStyle w:val="VerbatimChar"/>
+        </w:rPr>
+        <w:t xml:space="preserve">## 2 793.2817  5  0</w:t>
+      </w:r>
+      <w:r>
+        <w:br/>
+      </w:r>
+      <w:r>
+        <w:rPr>
+          <w:rStyle w:val="VerbatimChar"/>
+        </w:rPr>
+        <w:t xml:space="preserve">## 3 786.2419  6  0</w:t>
+      </w:r>
+      <w:r>
+        <w:br/>
+      </w:r>
+      <w:r>
+        <w:rPr>
+          <w:rStyle w:val="VerbatimChar"/>
+        </w:rPr>
+        <w:t xml:space="preserve">## 4 760.1793  7  1</w:t>
+      </w:r>
+      <w:r>
+        <w:br/>
+      </w:r>
+      <w:r>
+        <w:rPr>
+          <w:rStyle w:val="VerbatimChar"/>
+        </w:rPr>
+        <w:t xml:space="preserve">## 5 713.9310  1  1</w:t>
       </w:r>
     </w:p>
     <w:p>
@@ -2915,7 +2915,7 @@
               <a:graphicData uri="http://schemas.openxmlformats.org/drawingml/2006/picture">
                 <pic:pic>
                   <pic:nvPicPr>
-                    <pic:cNvPr descr="C:\Git\dal\tspredit\examples\multivariate\doc\09-target-centered-regression_files/4372e31d5b9698aa858f9f1d84aebdb169abcdc7.png" id="11" name="Picture"/>
+                    <pic:cNvPr descr="/home/gpca/tspredit/examples/multivariate/doc/09-target-centered-regression_files/7302c5618ed36b3b096149d4b2e513a30c479437.png" id="11" name="Picture"/>
                     <pic:cNvPicPr>
                       <a:picLocks noChangeArrowheads="1" noChangeAspect="1"/>
                     </pic:cNvPicPr>
@@ -3005,7 +3005,7 @@
               <a:graphicData uri="http://schemas.openxmlformats.org/drawingml/2006/picture">
                 <pic:pic>
                   <pic:nvPicPr>
-                    <pic:cNvPr descr="C:\Git\dal\tspredit\examples\multivariate\doc\09-target-centered-regression_files/e02ba6896d1227d5c6bf79a7b359db2f5b9bd3cc.png" id="14" name="Picture"/>
+                    <pic:cNvPr descr="/home/gpca/tspredit/examples/multivariate/doc/09-target-centered-regression_files/ffd36e361e03a26049e66c586991384fe5e17542.png" id="14" name="Picture"/>
                     <pic:cNvPicPr>
                       <a:picLocks noChangeArrowheads="1" noChangeAspect="1"/>
                     </pic:cNvPicPr>
@@ -3095,7 +3095,7 @@
               <a:graphicData uri="http://schemas.openxmlformats.org/drawingml/2006/picture">
                 <pic:pic>
                   <pic:nvPicPr>
-                    <pic:cNvPr descr="C:\Git\dal\tspredit\examples\multivariate\doc\09-target-centered-regression_files/c382bc14bd207b07d0bf3a1aa4f56002ac865221.png" id="17" name="Picture"/>
+                    <pic:cNvPr descr="/home/gpca/tspredit/examples/multivariate/doc/09-target-centered-regression_files/c3bcb0d50e050425e4603fa3034eb8f976cff650.png" id="17" name="Picture"/>
                     <pic:cNvPicPr>
                       <a:picLocks noChangeArrowheads="1" noChangeAspect="1"/>
                     </pic:cNvPicPr>
@@ -3284,7 +3284,7 @@
         <w:rPr>
           <w:rStyle w:val="VerbatimChar"/>
         </w:rPr>
-        <w:t xml:space="preserve">## 1 248.2973 0.01737645 0.2671272</w:t>
+        <w:t xml:space="preserve">## 1 256.7801 0.01708759 0.2420893</w:t>
       </w:r>
     </w:p>
     <w:p>
